--- a/网址.docx
+++ b/网址.docx
@@ -45,7 +45,7 @@
           <w:shd w:val="clear" w:fill="EBEEF2"/>
           <w:lang w:val="en-US" w:eastAsia="zh-CN"/>
         </w:rPr>
-        <w:instrText xml:space="preserve"> HYPERLINK "https://Tvvc_100618.github.io/sz-xinyike-robotics/" </w:instrText>
+        <w:instrText xml:space="preserve"> HYPERLINK "https://tvvc-100618.github.io/sz-xinyike-robotics/" </w:instrText>
       </w:r>
       <w:r>
         <w:rPr>
@@ -93,6 +93,22 @@
         </w:rPr>
         <w:fldChar w:fldCharType="end"/>
       </w:r>
+    </w:p>
+    <w:p>
+      <w:pPr>
+        <w:rPr>
+          <w:rFonts w:hint="eastAsia" w:ascii="Consolas" w:hAnsi="Consolas" w:eastAsia="宋体" w:cs="Consolas"/>
+          <w:i w:val="0"/>
+          <w:iCs w:val="0"/>
+          <w:caps w:val="0"/>
+          <w:color w:val="0F1115"/>
+          <w:spacing w:val="0"/>
+          <w:sz w:val="16"/>
+          <w:szCs w:val="16"/>
+          <w:shd w:val="clear" w:fill="EBEEF2"/>
+          <w:lang w:val="en-US" w:eastAsia="zh-CN"/>
+        </w:rPr>
+      </w:pPr>
       <w:bookmarkStart w:id="0" w:name="_GoBack"/>
       <w:bookmarkEnd w:id="0"/>
     </w:p>
